--- a/DBMS/module 1/dbms assign. 11.docx
+++ b/DBMS/module 1/dbms assign. 11.docx
@@ -44,6 +44,7 @@
         <w:keepLines w:val="0"/>
         <w:widowControl/>
         <w:numPr>
+          <w:ilvl w:val="0"/>
           <w:numId w:val="0"/>
         </w:numPr>
         <w:suppressLineNumbers w:val="0"/>
@@ -75,6 +76,7 @@
         <w:keepLines w:val="0"/>
         <w:widowControl/>
         <w:numPr>
+          <w:ilvl w:val="0"/>
           <w:numId w:val="0"/>
         </w:numPr>
         <w:suppressLineNumbers w:val="0"/>
@@ -424,20 +426,7 @@
           <w:szCs w:val="24"/>
           <w:lang w:val="en-US" w:eastAsia="zh-CN" w:bidi="ar"/>
         </w:rPr>
-        <w:t xml:space="preserve">Ans. </w:t>
-      </w:r>
-      <w:r>
-        <w:rPr>
-          <w:rFonts w:hint="default" w:ascii="Times New Roman" w:hAnsi="Times New Roman" w:eastAsia="SimSun" w:cs="Times New Roman"/>
-          <w:b/>
-          <w:bCs/>
-          <w:color w:val="000000"/>
-          <w:kern w:val="0"/>
-          <w:sz w:val="24"/>
-          <w:szCs w:val="24"/>
-          <w:lang w:val="en-US" w:eastAsia="zh-CN" w:bidi="ar"/>
-        </w:rPr>
-        <w:t xml:space="preserve"> </w:t>
+        <w:t xml:space="preserve">Ans.  </w:t>
       </w:r>
       <w:r>
         <w:rPr>
@@ -526,6 +515,7 @@
         <w:keepLines w:val="0"/>
         <w:widowControl/>
         <w:numPr>
+          <w:ilvl w:val="0"/>
           <w:numId w:val="0"/>
         </w:numPr>
         <w:suppressLineNumbers w:val="0"/>
@@ -545,20 +535,7 @@
           <w:szCs w:val="24"/>
           <w:lang w:val="en-US" w:eastAsia="zh-CN" w:bidi="ar"/>
         </w:rPr>
-        <w:t xml:space="preserve">Ans. </w:t>
-      </w:r>
-      <w:r>
-        <w:rPr>
-          <w:rFonts w:hint="default" w:ascii="Times New Roman" w:hAnsi="Times New Roman" w:eastAsia="SimSun" w:cs="Times New Roman"/>
-          <w:b/>
-          <w:bCs/>
-          <w:color w:val="000000"/>
-          <w:kern w:val="0"/>
-          <w:sz w:val="24"/>
-          <w:szCs w:val="24"/>
-          <w:lang w:val="en-US" w:eastAsia="zh-CN" w:bidi="ar"/>
-        </w:rPr>
-        <w:t xml:space="preserve"> </w:t>
+        <w:t xml:space="preserve">Ans.  </w:t>
       </w:r>
       <w:r>
         <w:rPr>
@@ -573,6 +550,7 @@
         <w:keepLines w:val="0"/>
         <w:widowControl/>
         <w:numPr>
+          <w:ilvl w:val="0"/>
           <w:numId w:val="0"/>
         </w:numPr>
         <w:suppressLineNumbers w:val="0"/>
@@ -1003,673 +981,896 @@
           <w:rFonts w:hint="default"/>
           <w:lang w:val="en-US" w:eastAsia="zh-CN"/>
         </w:rPr>
-        <w:t>Ans.</w:t>
+        <w:t>Ans. db.restaurant.find({ cuisine:{$nin:["American"]}, "grades.grade":"A", borough:{$nin:["Brooklyn"]} }).sort("cuisine");</w:t>
+      </w:r>
+    </w:p>
+    <w:p>
+      <w:pPr>
+        <w:rPr>
+          <w:rFonts w:hint="default"/>
+          <w:lang w:val="en-US" w:eastAsia="zh-CN"/>
+        </w:rPr>
+      </w:pPr>
+    </w:p>
+    <w:p>
+      <w:pPr>
+        <w:rPr>
+          <w:rFonts w:hint="default"/>
+          <w:lang w:val="en-US" w:eastAsia="zh-CN"/>
+        </w:rPr>
+      </w:pPr>
+      <w:r>
+        <w:rPr>
+          <w:rFonts w:hint="default"/>
+          <w:lang w:val="en-US" w:eastAsia="zh-CN"/>
+        </w:rPr>
+        <w:t xml:space="preserve">14. Write a MongoDB query to find the restaurant Id, name, borough and cuisine for those </w:t>
+      </w:r>
+    </w:p>
+    <w:p>
+      <w:pPr>
+        <w:rPr>
+          <w:rFonts w:hint="default"/>
+          <w:lang w:val="en-US" w:eastAsia="zh-CN"/>
+        </w:rPr>
+      </w:pPr>
+      <w:r>
+        <w:rPr>
+          <w:rFonts w:hint="default"/>
+          <w:lang w:val="en-US" w:eastAsia="zh-CN"/>
+        </w:rPr>
+        <w:t xml:space="preserve">restaurants which contain 'Wil' as first three letters for its name. </w:t>
+      </w:r>
+    </w:p>
+    <w:p>
+      <w:pPr>
+        <w:rPr>
+          <w:rFonts w:hint="default"/>
+          <w:lang w:val="en-US" w:eastAsia="zh-CN"/>
+        </w:rPr>
+      </w:pPr>
+      <w:r>
+        <w:rPr>
+          <w:rFonts w:hint="default"/>
+          <w:lang w:val="en-US" w:eastAsia="zh-CN"/>
+        </w:rPr>
+        <w:t>Ans. db.restaurant.find({name:{$regex:/^Wil/}}, {"restaurant_id":1, "name":1,"borough":1,"cuisine":1})</w:t>
+      </w:r>
+    </w:p>
+    <w:p>
+      <w:pPr>
+        <w:rPr>
+          <w:rFonts w:hint="default"/>
+          <w:lang w:val="en-US" w:eastAsia="zh-CN"/>
+        </w:rPr>
+      </w:pPr>
+    </w:p>
+    <w:p>
+      <w:pPr>
+        <w:rPr>
+          <w:rFonts w:hint="default"/>
+          <w:lang w:val="en-US" w:eastAsia="zh-CN"/>
+        </w:rPr>
+      </w:pPr>
+      <w:r>
+        <w:rPr>
+          <w:rFonts w:hint="default"/>
+          <w:lang w:val="en-US" w:eastAsia="zh-CN"/>
+        </w:rPr>
+        <w:t xml:space="preserve">15. Write a MongoDB query to find the restaurant Id, name, borough and cuisine for those </w:t>
+      </w:r>
+    </w:p>
+    <w:p>
+      <w:pPr>
+        <w:rPr>
+          <w:rFonts w:hint="default"/>
+          <w:lang w:val="en-US" w:eastAsia="zh-CN"/>
+        </w:rPr>
+      </w:pPr>
+      <w:r>
+        <w:rPr>
+          <w:rFonts w:hint="default"/>
+          <w:lang w:val="en-US" w:eastAsia="zh-CN"/>
+        </w:rPr>
+        <w:t xml:space="preserve">restaurants which contain 'ces' as last three letters for its name. </w:t>
+      </w:r>
+    </w:p>
+    <w:p>
+      <w:pPr>
+        <w:rPr>
+          <w:rFonts w:hint="default"/>
+          <w:lang w:val="en-US" w:eastAsia="zh-CN"/>
+        </w:rPr>
+      </w:pPr>
+      <w:r>
+        <w:rPr>
+          <w:rFonts w:hint="default"/>
+          <w:lang w:val="en-US" w:eastAsia="zh-CN"/>
+        </w:rPr>
+        <w:t>Ans. db.restaurant.find({name:{$regex:/ces$/}}, {"restaurant_id":1, "name":1,"borough":1,"cuisine":1})</w:t>
+      </w:r>
+    </w:p>
+    <w:p>
+      <w:pPr>
+        <w:rPr>
+          <w:rFonts w:hint="default"/>
+          <w:lang w:val="en-US" w:eastAsia="zh-CN"/>
+        </w:rPr>
+      </w:pPr>
+    </w:p>
+    <w:p>
+      <w:pPr>
+        <w:rPr>
+          <w:rFonts w:hint="default"/>
+          <w:lang w:val="en-US" w:eastAsia="zh-CN"/>
+        </w:rPr>
+      </w:pPr>
+      <w:r>
+        <w:rPr>
+          <w:rFonts w:hint="default"/>
+          <w:lang w:val="en-US" w:eastAsia="zh-CN"/>
+        </w:rPr>
+        <w:t xml:space="preserve">16. Write a MongoDB query to find the restaurant Id, name, borough and cuisine for those </w:t>
+      </w:r>
+    </w:p>
+    <w:p>
+      <w:pPr>
+        <w:rPr>
+          <w:rFonts w:hint="default"/>
+          <w:lang w:val="en-US" w:eastAsia="zh-CN"/>
+        </w:rPr>
+      </w:pPr>
+      <w:r>
+        <w:rPr>
+          <w:rFonts w:hint="default"/>
+          <w:lang w:val="en-US" w:eastAsia="zh-CN"/>
+        </w:rPr>
+        <w:t xml:space="preserve">restaurants which contain 'Reg' as three letters somewhere in its name. </w:t>
+      </w:r>
+    </w:p>
+    <w:p>
+      <w:pPr>
+        <w:rPr>
+          <w:rFonts w:hint="default"/>
+          <w:lang w:val="en-US" w:eastAsia="zh-CN"/>
+        </w:rPr>
+      </w:pPr>
+      <w:r>
+        <w:rPr>
+          <w:rFonts w:hint="default"/>
+          <w:lang w:val="en-US" w:eastAsia="zh-CN"/>
+        </w:rPr>
+        <w:t xml:space="preserve">Ans. db.restaurant.find( {name:{$regex:/.*reg.*/}} , {"restaurant_id":1, "name":1,"borough":1,"cuisine":1} ) </w:t>
+      </w:r>
+    </w:p>
+    <w:p>
+      <w:pPr>
+        <w:rPr>
+          <w:rFonts w:hint="default"/>
+          <w:lang w:val="en-US" w:eastAsia="zh-CN"/>
+        </w:rPr>
+      </w:pPr>
+    </w:p>
+    <w:p>
+      <w:pPr>
+        <w:rPr>
+          <w:rFonts w:hint="default"/>
+          <w:lang w:val="en-US" w:eastAsia="zh-CN"/>
+        </w:rPr>
+      </w:pPr>
+      <w:r>
+        <w:rPr>
+          <w:rFonts w:hint="default"/>
+          <w:lang w:val="en-US" w:eastAsia="zh-CN"/>
+        </w:rPr>
+        <w:t xml:space="preserve">17. Write a MongoDB query to find the restaurants which belong to the borough Bronx and </w:t>
+      </w:r>
+    </w:p>
+    <w:p>
+      <w:pPr>
+        <w:rPr>
+          <w:rFonts w:hint="default"/>
+          <w:lang w:val="en-US" w:eastAsia="zh-CN"/>
+        </w:rPr>
+      </w:pPr>
+      <w:r>
+        <w:rPr>
+          <w:rFonts w:hint="default"/>
+          <w:lang w:val="en-US" w:eastAsia="zh-CN"/>
+        </w:rPr>
+        <w:t>prepared either American or Chinese dish.</w:t>
+      </w:r>
+    </w:p>
+    <w:p>
+      <w:pPr>
+        <w:rPr>
+          <w:rFonts w:hint="default"/>
+          <w:lang w:val="en-US" w:eastAsia="zh-CN"/>
+        </w:rPr>
+      </w:pPr>
+      <w:r>
+        <w:rPr>
+          <w:rFonts w:hint="default"/>
+          <w:lang w:val="en-US" w:eastAsia="zh-CN"/>
+        </w:rPr>
+        <w:t>Ans. db.restaurant.find({$and:[{borough:"Brooklyn"}, {$in:["American", "Chinese"]}]});</w:t>
+      </w:r>
+    </w:p>
+    <w:p>
+      <w:pPr>
+        <w:rPr>
+          <w:rFonts w:hint="default"/>
+          <w:lang w:val="en-US" w:eastAsia="zh-CN"/>
+        </w:rPr>
+      </w:pPr>
+    </w:p>
+    <w:p>
+      <w:pPr>
+        <w:rPr>
+          <w:rFonts w:hint="default"/>
+          <w:lang w:val="en-US" w:eastAsia="zh-CN"/>
+        </w:rPr>
+      </w:pPr>
+    </w:p>
+    <w:p>
+      <w:pPr>
+        <w:rPr>
+          <w:rFonts w:hint="default"/>
+          <w:lang w:val="en-US" w:eastAsia="zh-CN"/>
+        </w:rPr>
+      </w:pPr>
+      <w:r>
+        <w:rPr>
+          <w:rFonts w:hint="default"/>
+          <w:lang w:val="en-US" w:eastAsia="zh-CN"/>
+        </w:rPr>
+        <w:t>18. Write a MongoDB query to find the restaurant</w:t>
+      </w:r>
+    </w:p>
+    <w:p>
+      <w:pPr>
+        <w:rPr>
+          <w:rFonts w:hint="default"/>
+          <w:lang w:val="en-US" w:eastAsia="zh-CN"/>
+        </w:rPr>
+      </w:pPr>
+      <w:r>
+        <w:rPr>
+          <w:rFonts w:hint="default"/>
+          <w:lang w:val="en-US" w:eastAsia="zh-CN"/>
+        </w:rPr>
+        <w:t xml:space="preserve"> Id, name, borough and cuisine for those </w:t>
+      </w:r>
+    </w:p>
+    <w:p>
+      <w:pPr>
+        <w:rPr>
+          <w:rFonts w:hint="default"/>
+          <w:lang w:val="en-US" w:eastAsia="zh-CN"/>
+        </w:rPr>
+      </w:pPr>
+      <w:r>
+        <w:rPr>
+          <w:rFonts w:hint="default"/>
+          <w:lang w:val="en-US" w:eastAsia="zh-CN"/>
+        </w:rPr>
+        <w:t xml:space="preserve">restaurants which belong to the borough Staten Island or Queens or Bronx or Brooklyn. </w:t>
+      </w:r>
+    </w:p>
+    <w:p>
+      <w:pPr>
+        <w:rPr>
+          <w:rFonts w:hint="default"/>
+          <w:lang w:val="en-US" w:eastAsia="zh-CN"/>
+        </w:rPr>
+      </w:pPr>
+      <w:r>
+        <w:rPr>
+          <w:rFonts w:hint="default"/>
+          <w:lang w:val="en-US" w:eastAsia="zh-CN"/>
+        </w:rPr>
+        <w:t xml:space="preserve">Ans. db.restaurant.find({borough:{$in:['Staten Island', 'Queens', 'Bronx', 'Brooklyn']}}, </w:t>
+      </w:r>
+    </w:p>
+    <w:p>
+      <w:pPr>
+        <w:rPr>
+          <w:rFonts w:hint="default"/>
+          <w:lang w:val="en-US" w:eastAsia="zh-CN"/>
+        </w:rPr>
+      </w:pPr>
+      <w:r>
+        <w:rPr>
+          <w:rFonts w:hint="default"/>
+          <w:lang w:val="en-US" w:eastAsia="zh-CN"/>
+        </w:rPr>
+        <w:t>{restaurant_id:1, name:1, borough:1, cuisine:1, _id:0} );</w:t>
+      </w:r>
+    </w:p>
+    <w:p>
+      <w:pPr>
+        <w:rPr>
+          <w:rFonts w:hint="default"/>
+          <w:lang w:val="en-US" w:eastAsia="zh-CN"/>
+        </w:rPr>
+      </w:pPr>
+    </w:p>
+    <w:p>
+      <w:pPr>
+        <w:rPr>
+          <w:rFonts w:hint="default"/>
+          <w:lang w:val="en-US" w:eastAsia="zh-CN"/>
+        </w:rPr>
+      </w:pPr>
+      <w:r>
+        <w:rPr>
+          <w:rFonts w:hint="default"/>
+          <w:lang w:val="en-US" w:eastAsia="zh-CN"/>
+        </w:rPr>
+        <w:t xml:space="preserve">19. Write a MongoDB query to find the restaurant Id, name, borough and cuisine for those </w:t>
+      </w:r>
+    </w:p>
+    <w:p>
+      <w:pPr>
+        <w:rPr>
+          <w:rFonts w:hint="default"/>
+          <w:lang w:val="en-US" w:eastAsia="zh-CN"/>
+        </w:rPr>
+      </w:pPr>
+      <w:r>
+        <w:rPr>
+          <w:rFonts w:hint="default"/>
+          <w:lang w:val="en-US" w:eastAsia="zh-CN"/>
+        </w:rPr>
+        <w:t xml:space="preserve">restaurants which are not belonging to the borough Staten Island or Queens or Bronxor </w:t>
+      </w:r>
+    </w:p>
+    <w:p>
+      <w:pPr>
+        <w:rPr>
+          <w:rFonts w:hint="default"/>
+          <w:lang w:val="en-US" w:eastAsia="zh-CN"/>
+        </w:rPr>
+      </w:pPr>
+      <w:r>
+        <w:rPr>
+          <w:rFonts w:hint="default"/>
+          <w:lang w:val="en-US" w:eastAsia="zh-CN"/>
+        </w:rPr>
+        <w:t xml:space="preserve">Brooklyn. </w:t>
+      </w:r>
+    </w:p>
+    <w:p>
+      <w:pPr>
+        <w:rPr>
+          <w:rFonts w:hint="default"/>
+          <w:lang w:val="en-US" w:eastAsia="zh-CN"/>
+        </w:rPr>
+      </w:pPr>
+      <w:r>
+        <w:rPr>
+          <w:rFonts w:hint="default"/>
+          <w:lang w:val="en-US" w:eastAsia="zh-CN"/>
+        </w:rPr>
+        <w:t xml:space="preserve">Ans. db.restaurant.find({borough:{$nin:['Staten Island', 'Queens', 'Bronx', 'Brooklyn']}}, </w:t>
+      </w:r>
+    </w:p>
+    <w:p>
+      <w:pPr>
+        <w:rPr>
+          <w:rFonts w:hint="default"/>
+          <w:lang w:val="en-US" w:eastAsia="zh-CN"/>
+        </w:rPr>
+      </w:pPr>
+      <w:r>
+        <w:rPr>
+          <w:rFonts w:hint="default"/>
+          <w:lang w:val="en-US" w:eastAsia="zh-CN"/>
+        </w:rPr>
+        <w:t>{restaurant_id:1, name:1, borough:1, cuisine:1, _id:0} );</w:t>
+      </w:r>
+    </w:p>
+    <w:p>
+      <w:pPr>
+        <w:rPr>
+          <w:rFonts w:hint="default"/>
+          <w:lang w:val="en-US" w:eastAsia="zh-CN"/>
+        </w:rPr>
+      </w:pPr>
+    </w:p>
+    <w:p>
+      <w:pPr>
+        <w:rPr>
+          <w:rFonts w:hint="default"/>
+          <w:lang w:val="en-US" w:eastAsia="zh-CN"/>
+        </w:rPr>
+      </w:pPr>
+      <w:r>
+        <w:rPr>
+          <w:rFonts w:hint="default"/>
+          <w:lang w:val="en-US" w:eastAsia="zh-CN"/>
+        </w:rPr>
+        <w:t xml:space="preserve">20. Write a MongoDB query to find the restaurant Id, name, borough and cuisine for those </w:t>
+      </w:r>
+    </w:p>
+    <w:p>
+      <w:pPr>
+        <w:rPr>
+          <w:rFonts w:hint="default"/>
+          <w:lang w:val="en-US" w:eastAsia="zh-CN"/>
+        </w:rPr>
+      </w:pPr>
+      <w:r>
+        <w:rPr>
+          <w:rFonts w:hint="default"/>
+          <w:lang w:val="en-US" w:eastAsia="zh-CN"/>
+        </w:rPr>
+        <w:t xml:space="preserve">restaurants which achieved a score which is not more than 10. </w:t>
+      </w:r>
+    </w:p>
+    <w:p>
+      <w:pPr>
+        <w:rPr>
+          <w:rFonts w:hint="default"/>
+          <w:lang w:val="en-US" w:eastAsia="zh-CN"/>
+        </w:rPr>
+      </w:pPr>
+      <w:r>
+        <w:rPr>
+          <w:rFonts w:hint="default"/>
+          <w:lang w:val="en-US" w:eastAsia="zh-CN"/>
+        </w:rPr>
+        <w:t>Ans. db.restaurant.find({'grades.score':{$lte:10}}, {'grades.score':1,restaurant_id:1, name:1, borough:1, cuisine:1, _id:0}) ;</w:t>
+      </w:r>
+    </w:p>
+    <w:p>
+      <w:pPr>
+        <w:rPr>
+          <w:rFonts w:hint="default"/>
+          <w:lang w:val="en-US" w:eastAsia="zh-CN"/>
+        </w:rPr>
+      </w:pPr>
+    </w:p>
+    <w:p>
+      <w:pPr>
+        <w:rPr>
+          <w:rFonts w:hint="default"/>
+          <w:lang w:val="en-US" w:eastAsia="zh-CN"/>
+        </w:rPr>
+      </w:pPr>
+    </w:p>
+    <w:p>
+      <w:pPr>
+        <w:rPr>
+          <w:rFonts w:hint="default"/>
+          <w:lang w:val="en-US" w:eastAsia="zh-CN"/>
+        </w:rPr>
+      </w:pPr>
+    </w:p>
+    <w:p>
+      <w:pPr>
+        <w:rPr>
+          <w:rFonts w:hint="default"/>
+          <w:lang w:val="en-US" w:eastAsia="zh-CN"/>
+        </w:rPr>
+      </w:pPr>
+      <w:r>
+        <w:rPr>
+          <w:rFonts w:hint="default"/>
+          <w:lang w:val="en-US" w:eastAsia="zh-CN"/>
+        </w:rPr>
+        <w:t xml:space="preserve">21. Write a MongoDB query to find the restaurant Id, name, borough and cuisine for those </w:t>
+      </w:r>
+    </w:p>
+    <w:p>
+      <w:pPr>
+        <w:rPr>
+          <w:rFonts w:hint="default"/>
+          <w:lang w:val="en-US" w:eastAsia="zh-CN"/>
+        </w:rPr>
+      </w:pPr>
+      <w:r>
+        <w:rPr>
+          <w:rFonts w:hint="default"/>
+          <w:lang w:val="en-US" w:eastAsia="zh-CN"/>
+        </w:rPr>
+        <w:t xml:space="preserve">restaurants which prepared dish except 'American' and 'Chinees' or restaurant's name begins </w:t>
+      </w:r>
+    </w:p>
+    <w:p>
+      <w:pPr>
+        <w:rPr>
+          <w:rFonts w:hint="default"/>
+          <w:lang w:val="en-US" w:eastAsia="zh-CN"/>
+        </w:rPr>
+      </w:pPr>
+      <w:r>
+        <w:rPr>
+          <w:rFonts w:hint="default"/>
+          <w:lang w:val="en-US" w:eastAsia="zh-CN"/>
+        </w:rPr>
+        <w:t xml:space="preserve">with letter 'Wil'. </w:t>
+      </w:r>
+    </w:p>
+    <w:p>
+      <w:pPr>
+        <w:rPr>
+          <w:rFonts w:hint="default"/>
+          <w:lang w:val="en-US" w:eastAsia="zh-CN"/>
+        </w:rPr>
+      </w:pPr>
+    </w:p>
+    <w:p>
+      <w:pPr>
+        <w:rPr>
+          <w:rFonts w:hint="default"/>
+          <w:lang w:val="en-US" w:eastAsia="zh-CN"/>
+        </w:rPr>
+      </w:pPr>
+    </w:p>
+    <w:p>
+      <w:pPr>
+        <w:rPr>
+          <w:rFonts w:hint="default"/>
+          <w:lang w:val="en-US" w:eastAsia="zh-CN"/>
+        </w:rPr>
+      </w:pPr>
+      <w:r>
+        <w:rPr>
+          <w:rFonts w:hint="default"/>
+          <w:lang w:val="en-US" w:eastAsia="zh-CN"/>
+        </w:rPr>
+        <w:t xml:space="preserve">22. Write a MongoDB query to find the restaurant Id, name, and grades for those restaurants </w:t>
+      </w:r>
+    </w:p>
+    <w:p>
+      <w:pPr>
+        <w:rPr>
+          <w:rFonts w:hint="default"/>
+          <w:lang w:val="en-US" w:eastAsia="zh-CN"/>
+        </w:rPr>
+      </w:pPr>
+      <w:r>
+        <w:rPr>
+          <w:rFonts w:hint="default"/>
+          <w:lang w:val="en-US" w:eastAsia="zh-CN"/>
+        </w:rPr>
+        <w:t xml:space="preserve">which achieved a grade of "A" and scored 11 on an ISODate "2014-08-11T00:00:00Z" </w:t>
+      </w:r>
+    </w:p>
+    <w:p>
+      <w:pPr>
+        <w:rPr>
+          <w:rFonts w:hint="default"/>
+          <w:lang w:val="en-US" w:eastAsia="zh-CN"/>
+        </w:rPr>
+      </w:pPr>
+      <w:r>
+        <w:rPr>
+          <w:rFonts w:hint="default"/>
+          <w:lang w:val="en-US" w:eastAsia="zh-CN"/>
+        </w:rPr>
+        <w:t xml:space="preserve">among many of survey dates </w:t>
+      </w:r>
+    </w:p>
+    <w:p>
+      <w:pPr>
+        <w:rPr>
+          <w:rFonts w:hint="default"/>
+          <w:lang w:val="en-US" w:eastAsia="zh-CN"/>
+        </w:rPr>
+      </w:pPr>
+      <w:r>
+        <w:rPr>
+          <w:rFonts w:hint="default"/>
+          <w:lang w:val="en-US" w:eastAsia="zh-CN"/>
+        </w:rPr>
+        <w:t xml:space="preserve">23. Write a MongoDB query to find the restaurant Id, name and grades for those restaurants </w:t>
+      </w:r>
+    </w:p>
+    <w:p>
+      <w:pPr>
+        <w:rPr>
+          <w:rFonts w:hint="default"/>
+          <w:lang w:val="en-US" w:eastAsia="zh-CN"/>
+        </w:rPr>
+      </w:pPr>
+      <w:r>
+        <w:rPr>
+          <w:rFonts w:hint="default"/>
+          <w:lang w:val="en-US" w:eastAsia="zh-CN"/>
+        </w:rPr>
+        <w:t xml:space="preserve">where the 2nd element of grades array contains a grade of "A" and score 9 on an ISODate </w:t>
+      </w:r>
+    </w:p>
+    <w:p>
+      <w:pPr>
+        <w:rPr>
+          <w:rFonts w:hint="default"/>
+          <w:lang w:val="en-US" w:eastAsia="zh-CN"/>
+        </w:rPr>
+      </w:pPr>
+      <w:r>
+        <w:rPr>
+          <w:rFonts w:hint="default"/>
+          <w:lang w:val="en-US" w:eastAsia="zh-CN"/>
+        </w:rPr>
+        <w:t xml:space="preserve">"2014-08-11T00:00:00Z". </w:t>
+      </w:r>
+    </w:p>
+    <w:p>
+      <w:pPr>
+        <w:rPr>
+          <w:rFonts w:hint="default"/>
+          <w:lang w:val="en-US" w:eastAsia="zh-CN"/>
+        </w:rPr>
+      </w:pPr>
+      <w:r>
+        <w:rPr>
+          <w:rFonts w:hint="default"/>
+          <w:lang w:val="en-US" w:eastAsia="zh-CN"/>
+        </w:rPr>
+        <w:t xml:space="preserve">24. Write a MongoDB query to find the restaurant Id, name, address and geographical </w:t>
+      </w:r>
+    </w:p>
+    <w:p>
+      <w:pPr>
+        <w:rPr>
+          <w:rFonts w:hint="default"/>
+          <w:lang w:val="en-US" w:eastAsia="zh-CN"/>
+        </w:rPr>
+      </w:pPr>
+      <w:r>
+        <w:rPr>
+          <w:rFonts w:hint="default"/>
+          <w:lang w:val="en-US" w:eastAsia="zh-CN"/>
+        </w:rPr>
+        <w:t xml:space="preserve">location for those restaurants where 2nd element of coord array contains a value which is </w:t>
+      </w:r>
+    </w:p>
+    <w:p>
+      <w:pPr>
+        <w:rPr>
+          <w:rFonts w:hint="default"/>
+          <w:lang w:val="en-US" w:eastAsia="zh-CN"/>
+        </w:rPr>
+      </w:pPr>
+      <w:r>
+        <w:rPr>
+          <w:rFonts w:hint="default"/>
+          <w:lang w:val="en-US" w:eastAsia="zh-CN"/>
+        </w:rPr>
+        <w:t xml:space="preserve">more than 42 and upto 52 </w:t>
+      </w:r>
+    </w:p>
+    <w:p>
+      <w:pPr>
+        <w:rPr>
+          <w:rFonts w:hint="default"/>
+          <w:lang w:val="en-US" w:eastAsia="zh-CN"/>
+        </w:rPr>
+      </w:pPr>
+      <w:r>
+        <w:rPr>
+          <w:rFonts w:hint="default"/>
+          <w:lang w:val="en-US" w:eastAsia="zh-CN"/>
+        </w:rPr>
+        <w:t xml:space="preserve">25. Write a MongoDB query to arrange the name of the restaurants in ascending order along </w:t>
+      </w:r>
+    </w:p>
+    <w:p>
+      <w:pPr>
+        <w:rPr>
+          <w:rFonts w:hint="default"/>
+          <w:lang w:val="en-US" w:eastAsia="zh-CN"/>
+        </w:rPr>
+      </w:pPr>
+      <w:r>
+        <w:rPr>
+          <w:rFonts w:hint="default"/>
+          <w:lang w:val="en-US" w:eastAsia="zh-CN"/>
+        </w:rPr>
+        <w:t xml:space="preserve">with all the columns. </w:t>
+      </w:r>
+    </w:p>
+    <w:p>
+      <w:pPr>
+        <w:rPr>
+          <w:rFonts w:hint="default"/>
+          <w:lang w:val="en-US" w:eastAsia="zh-CN"/>
+        </w:rPr>
+      </w:pPr>
+      <w:r>
+        <w:rPr>
+          <w:rFonts w:hint="default"/>
+          <w:lang w:val="en-US" w:eastAsia="zh-CN"/>
+        </w:rPr>
+        <w:t xml:space="preserve">26. Write a MongoDB query to arrange the name of the restaurants in descending along with </w:t>
+      </w:r>
+    </w:p>
+    <w:p>
+      <w:pPr>
+        <w:rPr>
+          <w:rFonts w:hint="default"/>
+          <w:lang w:val="en-US" w:eastAsia="zh-CN"/>
+        </w:rPr>
+      </w:pPr>
+      <w:r>
+        <w:rPr>
+          <w:rFonts w:hint="default"/>
+          <w:lang w:val="en-US" w:eastAsia="zh-CN"/>
+        </w:rPr>
+        <w:t xml:space="preserve">all the columns. </w:t>
+      </w:r>
+    </w:p>
+    <w:p>
+      <w:pPr>
+        <w:rPr>
+          <w:rFonts w:hint="default"/>
+          <w:lang w:val="en-US" w:eastAsia="zh-CN"/>
+        </w:rPr>
+      </w:pPr>
+      <w:r>
+        <w:rPr>
+          <w:rFonts w:hint="default"/>
+          <w:lang w:val="en-US" w:eastAsia="zh-CN"/>
+        </w:rPr>
+        <w:t xml:space="preserve">27. Write a MongoDB query to arranged the name of the cuisine in ascending order and for </w:t>
+      </w:r>
+    </w:p>
+    <w:p>
+      <w:pPr>
+        <w:rPr>
+          <w:rFonts w:hint="default"/>
+          <w:lang w:val="en-US" w:eastAsia="zh-CN"/>
+        </w:rPr>
+      </w:pPr>
+      <w:r>
+        <w:rPr>
+          <w:rFonts w:hint="default"/>
+          <w:lang w:val="en-US" w:eastAsia="zh-CN"/>
+        </w:rPr>
+        <w:t xml:space="preserve">that same cuisine borough should be in descending order. </w:t>
+      </w:r>
+    </w:p>
+    <w:p>
+      <w:pPr>
+        <w:rPr>
+          <w:rFonts w:hint="default"/>
+          <w:lang w:val="en-US" w:eastAsia="zh-CN"/>
+        </w:rPr>
+      </w:pPr>
+      <w:r>
+        <w:rPr>
+          <w:rFonts w:hint="default"/>
+          <w:lang w:val="en-US" w:eastAsia="zh-CN"/>
+        </w:rPr>
+        <w:t xml:space="preserve">28. Write a MongoDB query to know whether all the addresses contains the street or not. </w:t>
+      </w:r>
+    </w:p>
+    <w:p>
+      <w:pPr>
+        <w:rPr>
+          <w:rFonts w:hint="default"/>
+          <w:lang w:val="en-US" w:eastAsia="zh-CN"/>
+        </w:rPr>
+      </w:pPr>
+      <w:r>
+        <w:rPr>
+          <w:rFonts w:hint="default"/>
+          <w:lang w:val="en-US" w:eastAsia="zh-CN"/>
+        </w:rPr>
+        <w:t xml:space="preserve">29. Write a MongoDB query which will select all documents in the restaurants collection </w:t>
+      </w:r>
+    </w:p>
+    <w:p>
+      <w:pPr>
+        <w:rPr>
+          <w:rFonts w:hint="default"/>
+          <w:lang w:val="en-US" w:eastAsia="zh-CN"/>
+        </w:rPr>
+      </w:pPr>
+      <w:r>
+        <w:rPr>
+          <w:rFonts w:hint="default"/>
+          <w:lang w:val="en-US" w:eastAsia="zh-CN"/>
+        </w:rPr>
+        <w:t xml:space="preserve">where the coord field value is Double. </w:t>
+      </w:r>
+    </w:p>
+    <w:p>
+      <w:pPr>
+        <w:rPr>
+          <w:rFonts w:hint="default"/>
+          <w:lang w:val="en-US" w:eastAsia="zh-CN"/>
+        </w:rPr>
+      </w:pPr>
+      <w:r>
+        <w:rPr>
+          <w:rFonts w:hint="default"/>
+          <w:lang w:val="en-US" w:eastAsia="zh-CN"/>
+        </w:rPr>
+        <w:t xml:space="preserve">30. Write a MongoDB query which will select the restaurant Id, name and grades for those </w:t>
+      </w:r>
+    </w:p>
+    <w:p>
+      <w:pPr>
+        <w:rPr>
+          <w:rFonts w:hint="default"/>
+          <w:lang w:val="en-US" w:eastAsia="zh-CN"/>
+        </w:rPr>
+      </w:pPr>
+      <w:r>
+        <w:rPr>
+          <w:rFonts w:hint="default"/>
+          <w:lang w:val="en-US" w:eastAsia="zh-CN"/>
+        </w:rPr>
+        <w:t xml:space="preserve">restaurants which returns 0 as a remainder after dividing the score by 7. </w:t>
+      </w:r>
+    </w:p>
+    <w:p>
+      <w:pPr>
+        <w:rPr>
+          <w:rFonts w:hint="default"/>
+          <w:lang w:val="en-US" w:eastAsia="zh-CN"/>
+        </w:rPr>
+      </w:pPr>
+      <w:r>
+        <w:rPr>
+          <w:rFonts w:hint="default"/>
+          <w:lang w:val="en-US" w:eastAsia="zh-CN"/>
+        </w:rPr>
+        <w:t xml:space="preserve">31. Write a MongoDB query to find the restaurant name, borough, longitude and attitude and </w:t>
+      </w:r>
+    </w:p>
+    <w:p>
+      <w:pPr>
+        <w:rPr>
+          <w:rFonts w:hint="default"/>
+          <w:lang w:val="en-US" w:eastAsia="zh-CN"/>
+        </w:rPr>
+      </w:pPr>
+      <w:r>
+        <w:rPr>
+          <w:rFonts w:hint="default"/>
+          <w:lang w:val="en-US" w:eastAsia="zh-CN"/>
+        </w:rPr>
+        <w:t xml:space="preserve">cuisine for those restaurants which contains 'mon' as three letters somewhere in its name. </w:t>
+      </w:r>
+    </w:p>
+    <w:p>
+      <w:pPr>
+        <w:rPr>
+          <w:rFonts w:hint="default"/>
+          <w:lang w:val="en-US" w:eastAsia="zh-CN"/>
+        </w:rPr>
+      </w:pPr>
+      <w:r>
+        <w:rPr>
+          <w:rFonts w:hint="default"/>
+          <w:lang w:val="en-US" w:eastAsia="zh-CN"/>
+        </w:rPr>
+        <w:t xml:space="preserve">32. Write a MongoDB query to find the restaurant name, borough, longitude and latitude and </w:t>
+      </w:r>
+    </w:p>
+    <w:p>
+      <w:pPr>
+        <w:rPr>
+          <w:rFonts w:hint="default"/>
+          <w:b/>
+          <w:bCs/>
+          <w:lang w:val="en-US" w:eastAsia="zh-CN"/>
+        </w:rPr>
+      </w:pPr>
+      <w:r>
+        <w:rPr>
+          <w:rFonts w:hint="default"/>
+          <w:lang w:val="en-US" w:eastAsia="zh-CN"/>
+        </w:rPr>
+        <w:t xml:space="preserve">cuisine for those restaurants which contain 'Mad' as first three letters of its name. </w:t>
       </w:r>
       <w:bookmarkStart w:id="0" w:name="_GoBack"/>
       <w:bookmarkEnd w:id="0"/>
-      <w:r>
-        <w:rPr>
-          <w:rFonts w:hint="default"/>
-          <w:lang w:val="en-US" w:eastAsia="zh-CN"/>
-        </w:rPr>
-        <w:t xml:space="preserve"> db.restaurant.find({ cuisine:{$nin:["American"]}, "grades.grade":"A", borough:{$nin:["Brooklyn"]} }).sort("cuisine");</w:t>
-      </w:r>
-    </w:p>
-    <w:p>
-      <w:pPr>
-        <w:rPr>
-          <w:rFonts w:hint="default"/>
-          <w:lang w:val="en-US" w:eastAsia="zh-CN"/>
-        </w:rPr>
-      </w:pPr>
-    </w:p>
-    <w:p>
-      <w:pPr>
-        <w:rPr>
-          <w:rFonts w:hint="default"/>
-          <w:lang w:val="en-US" w:eastAsia="zh-CN"/>
-        </w:rPr>
-      </w:pPr>
-      <w:r>
-        <w:rPr>
-          <w:rFonts w:hint="default"/>
-          <w:lang w:val="en-US" w:eastAsia="zh-CN"/>
-        </w:rPr>
-        <w:t xml:space="preserve">14. Write a MongoDB query to find the restaurant Id, name, borough and cuisine for those </w:t>
-      </w:r>
-    </w:p>
-    <w:p>
-      <w:pPr>
-        <w:rPr>
-          <w:rFonts w:hint="default"/>
-          <w:lang w:val="en-US" w:eastAsia="zh-CN"/>
-        </w:rPr>
-      </w:pPr>
-      <w:r>
-        <w:rPr>
-          <w:rFonts w:hint="default"/>
-          <w:lang w:val="en-US" w:eastAsia="zh-CN"/>
-        </w:rPr>
-        <w:t xml:space="preserve">restaurants which contain 'Wil' as first three letters for its name. </w:t>
-      </w:r>
-    </w:p>
-    <w:p>
-      <w:pPr>
-        <w:rPr>
-          <w:rFonts w:hint="default"/>
-          <w:lang w:val="en-US" w:eastAsia="zh-CN"/>
-        </w:rPr>
-      </w:pPr>
-      <w:r>
-        <w:rPr>
-          <w:rFonts w:hint="default"/>
-          <w:lang w:val="en-US" w:eastAsia="zh-CN"/>
-        </w:rPr>
-        <w:t>Ans</w:t>
-      </w:r>
-    </w:p>
-    <w:p>
-      <w:pPr>
-        <w:rPr>
-          <w:rFonts w:hint="default"/>
-          <w:lang w:val="en-US" w:eastAsia="zh-CN"/>
-        </w:rPr>
-      </w:pPr>
-    </w:p>
-    <w:p>
-      <w:pPr>
-        <w:rPr>
-          <w:rFonts w:hint="default"/>
-          <w:lang w:val="en-US" w:eastAsia="zh-CN"/>
-        </w:rPr>
-      </w:pPr>
-      <w:r>
-        <w:rPr>
-          <w:rFonts w:hint="default"/>
-          <w:lang w:val="en-US" w:eastAsia="zh-CN"/>
-        </w:rPr>
-        <w:t xml:space="preserve">15. Write a MongoDB query to find the restaurant Id, name, borough and cuisine for those </w:t>
-      </w:r>
-    </w:p>
-    <w:p>
-      <w:pPr>
-        <w:rPr>
-          <w:rFonts w:hint="default"/>
-          <w:lang w:val="en-US" w:eastAsia="zh-CN"/>
-        </w:rPr>
-      </w:pPr>
-      <w:r>
-        <w:rPr>
-          <w:rFonts w:hint="default"/>
-          <w:lang w:val="en-US" w:eastAsia="zh-CN"/>
-        </w:rPr>
-        <w:t xml:space="preserve">restaurants which contain 'ces' as last three letters for its name. </w:t>
-      </w:r>
-    </w:p>
-    <w:p>
-      <w:pPr>
-        <w:rPr>
-          <w:rFonts w:hint="default"/>
-          <w:lang w:val="en-US" w:eastAsia="zh-CN"/>
-        </w:rPr>
-      </w:pPr>
-      <w:r>
-        <w:rPr>
-          <w:rFonts w:hint="default"/>
-          <w:lang w:val="en-US" w:eastAsia="zh-CN"/>
-        </w:rPr>
-        <w:t xml:space="preserve">16. Write a MongoDB query to find the restaurant Id, name, borough and cuisine for those </w:t>
-      </w:r>
-    </w:p>
-    <w:p>
-      <w:pPr>
-        <w:rPr>
-          <w:rFonts w:hint="default"/>
-          <w:lang w:val="en-US" w:eastAsia="zh-CN"/>
-        </w:rPr>
-      </w:pPr>
-      <w:r>
-        <w:rPr>
-          <w:rFonts w:hint="default"/>
-          <w:lang w:val="en-US" w:eastAsia="zh-CN"/>
-        </w:rPr>
-        <w:t xml:space="preserve">restaurants which contain 'Reg' as three letters somewhere in its name. </w:t>
-      </w:r>
-    </w:p>
-    <w:p>
-      <w:pPr>
-        <w:rPr>
-          <w:rFonts w:hint="default"/>
-          <w:lang w:val="en-US" w:eastAsia="zh-CN"/>
-        </w:rPr>
-      </w:pPr>
-      <w:r>
-        <w:rPr>
-          <w:rFonts w:hint="default"/>
-          <w:lang w:val="en-US" w:eastAsia="zh-CN"/>
-        </w:rPr>
-        <w:t xml:space="preserve">17. Write a MongoDB query to find the restaurants which belong to the borough Bronx and </w:t>
-      </w:r>
-    </w:p>
-    <w:p>
-      <w:pPr>
-        <w:rPr>
-          <w:rFonts w:hint="default"/>
-          <w:lang w:val="en-US" w:eastAsia="zh-CN"/>
-        </w:rPr>
-      </w:pPr>
-      <w:r>
-        <w:rPr>
-          <w:rFonts w:hint="default"/>
-          <w:lang w:val="en-US" w:eastAsia="zh-CN"/>
-        </w:rPr>
-        <w:t xml:space="preserve">prepared either American or Chinese dish. 18. Write a MongoDB query to find the restaurant Id, name, borough and cuisine for those </w:t>
-      </w:r>
-    </w:p>
-    <w:p>
-      <w:pPr>
-        <w:rPr>
-          <w:rFonts w:hint="default"/>
-          <w:lang w:val="en-US" w:eastAsia="zh-CN"/>
-        </w:rPr>
-      </w:pPr>
-      <w:r>
-        <w:rPr>
-          <w:rFonts w:hint="default"/>
-          <w:lang w:val="en-US" w:eastAsia="zh-CN"/>
-        </w:rPr>
-        <w:t xml:space="preserve">restaurants which belong to the borough Staten Island or Queens or Bronxor Brooklyn. </w:t>
-      </w:r>
-    </w:p>
-    <w:p>
-      <w:pPr>
-        <w:rPr>
-          <w:rFonts w:hint="default"/>
-          <w:lang w:val="en-US" w:eastAsia="zh-CN"/>
-        </w:rPr>
-      </w:pPr>
-      <w:r>
-        <w:rPr>
-          <w:rFonts w:hint="default"/>
-          <w:lang w:val="en-US" w:eastAsia="zh-CN"/>
-        </w:rPr>
-        <w:t xml:space="preserve">19. Write a MongoDB query to find the restaurant Id, name, borough and cuisine for those </w:t>
-      </w:r>
-    </w:p>
-    <w:p>
-      <w:pPr>
-        <w:rPr>
-          <w:rFonts w:hint="default"/>
-          <w:lang w:val="en-US" w:eastAsia="zh-CN"/>
-        </w:rPr>
-      </w:pPr>
-      <w:r>
-        <w:rPr>
-          <w:rFonts w:hint="default"/>
-          <w:lang w:val="en-US" w:eastAsia="zh-CN"/>
-        </w:rPr>
-        <w:t xml:space="preserve">restaurants which are not belonging to the borough Staten Island or Queens or Bronxor </w:t>
-      </w:r>
-    </w:p>
-    <w:p>
-      <w:pPr>
-        <w:rPr>
-          <w:rFonts w:hint="default"/>
-          <w:lang w:val="en-US" w:eastAsia="zh-CN"/>
-        </w:rPr>
-      </w:pPr>
-      <w:r>
-        <w:rPr>
-          <w:rFonts w:hint="default"/>
-          <w:lang w:val="en-US" w:eastAsia="zh-CN"/>
-        </w:rPr>
-        <w:t xml:space="preserve">Brooklyn. </w:t>
-      </w:r>
-    </w:p>
-    <w:p>
-      <w:pPr>
-        <w:rPr>
-          <w:rFonts w:hint="default"/>
-          <w:lang w:val="en-US" w:eastAsia="zh-CN"/>
-        </w:rPr>
-      </w:pPr>
-      <w:r>
-        <w:rPr>
-          <w:rFonts w:hint="default"/>
-          <w:lang w:val="en-US" w:eastAsia="zh-CN"/>
-        </w:rPr>
-        <w:t xml:space="preserve">20. Write a MongoDB query to find the restaurant Id, name, borough and cuisine for those </w:t>
-      </w:r>
-    </w:p>
-    <w:p>
-      <w:pPr>
-        <w:rPr>
-          <w:rFonts w:hint="default"/>
-          <w:lang w:val="en-US" w:eastAsia="zh-CN"/>
-        </w:rPr>
-      </w:pPr>
-      <w:r>
-        <w:rPr>
-          <w:rFonts w:hint="default"/>
-          <w:lang w:val="en-US" w:eastAsia="zh-CN"/>
-        </w:rPr>
-        <w:t xml:space="preserve">restaurants which achieved a score which is not more than 10. </w:t>
-      </w:r>
-    </w:p>
-    <w:p>
-      <w:pPr>
-        <w:rPr>
-          <w:rFonts w:hint="default"/>
-          <w:lang w:val="en-US" w:eastAsia="zh-CN"/>
-        </w:rPr>
-      </w:pPr>
-      <w:r>
-        <w:rPr>
-          <w:rFonts w:hint="default"/>
-          <w:lang w:val="en-US" w:eastAsia="zh-CN"/>
-        </w:rPr>
-        <w:t xml:space="preserve">21. Write a MongoDB query to find the restaurant Id, name, borough and cuisine for those </w:t>
-      </w:r>
-    </w:p>
-    <w:p>
-      <w:pPr>
-        <w:rPr>
-          <w:rFonts w:hint="default"/>
-          <w:lang w:val="en-US" w:eastAsia="zh-CN"/>
-        </w:rPr>
-      </w:pPr>
-      <w:r>
-        <w:rPr>
-          <w:rFonts w:hint="default"/>
-          <w:lang w:val="en-US" w:eastAsia="zh-CN"/>
-        </w:rPr>
-        <w:t xml:space="preserve">restaurants which prepared dish except 'American' and 'Chinees' or restaurant's name begins </w:t>
-      </w:r>
-    </w:p>
-    <w:p>
-      <w:pPr>
-        <w:rPr>
-          <w:rFonts w:hint="default"/>
-          <w:lang w:val="en-US" w:eastAsia="zh-CN"/>
-        </w:rPr>
-      </w:pPr>
-      <w:r>
-        <w:rPr>
-          <w:rFonts w:hint="default"/>
-          <w:lang w:val="en-US" w:eastAsia="zh-CN"/>
-        </w:rPr>
-        <w:t xml:space="preserve">with letter 'Wil'. </w:t>
-      </w:r>
-    </w:p>
-    <w:p>
-      <w:pPr>
-        <w:rPr>
-          <w:rFonts w:hint="default"/>
-          <w:lang w:val="en-US" w:eastAsia="zh-CN"/>
-        </w:rPr>
-      </w:pPr>
-      <w:r>
-        <w:rPr>
-          <w:rFonts w:hint="default"/>
-          <w:lang w:val="en-US" w:eastAsia="zh-CN"/>
-        </w:rPr>
-        <w:t xml:space="preserve">22. Write a MongoDB query to find the restaurant Id, name, and grades for those restaurants </w:t>
-      </w:r>
-    </w:p>
-    <w:p>
-      <w:pPr>
-        <w:rPr>
-          <w:rFonts w:hint="default"/>
-          <w:lang w:val="en-US" w:eastAsia="zh-CN"/>
-        </w:rPr>
-      </w:pPr>
-      <w:r>
-        <w:rPr>
-          <w:rFonts w:hint="default"/>
-          <w:lang w:val="en-US" w:eastAsia="zh-CN"/>
-        </w:rPr>
-        <w:t xml:space="preserve">which achieved a grade of "A" and scored 11 on an ISODate "2014-08-11T00:00:00Z" </w:t>
-      </w:r>
-    </w:p>
-    <w:p>
-      <w:pPr>
-        <w:rPr>
-          <w:rFonts w:hint="default"/>
-          <w:lang w:val="en-US" w:eastAsia="zh-CN"/>
-        </w:rPr>
-      </w:pPr>
-      <w:r>
-        <w:rPr>
-          <w:rFonts w:hint="default"/>
-          <w:lang w:val="en-US" w:eastAsia="zh-CN"/>
-        </w:rPr>
-        <w:t xml:space="preserve">among many of survey dates </w:t>
-      </w:r>
-    </w:p>
-    <w:p>
-      <w:pPr>
-        <w:rPr>
-          <w:rFonts w:hint="default"/>
-          <w:lang w:val="en-US" w:eastAsia="zh-CN"/>
-        </w:rPr>
-      </w:pPr>
-      <w:r>
-        <w:rPr>
-          <w:rFonts w:hint="default"/>
-          <w:lang w:val="en-US" w:eastAsia="zh-CN"/>
-        </w:rPr>
-        <w:t xml:space="preserve">23. Write a MongoDB query to find the restaurant Id, name and grades for those restaurants </w:t>
-      </w:r>
-    </w:p>
-    <w:p>
-      <w:pPr>
-        <w:rPr>
-          <w:rFonts w:hint="default"/>
-          <w:lang w:val="en-US" w:eastAsia="zh-CN"/>
-        </w:rPr>
-      </w:pPr>
-      <w:r>
-        <w:rPr>
-          <w:rFonts w:hint="default"/>
-          <w:lang w:val="en-US" w:eastAsia="zh-CN"/>
-        </w:rPr>
-        <w:t xml:space="preserve">where the 2nd element of grades array contains a grade of "A" and score 9 on an ISODate </w:t>
-      </w:r>
-    </w:p>
-    <w:p>
-      <w:pPr>
-        <w:rPr>
-          <w:rFonts w:hint="default"/>
-          <w:lang w:val="en-US" w:eastAsia="zh-CN"/>
-        </w:rPr>
-      </w:pPr>
-      <w:r>
-        <w:rPr>
-          <w:rFonts w:hint="default"/>
-          <w:lang w:val="en-US" w:eastAsia="zh-CN"/>
-        </w:rPr>
-        <w:t xml:space="preserve">"2014-08-11T00:00:00Z". </w:t>
-      </w:r>
-    </w:p>
-    <w:p>
-      <w:pPr>
-        <w:rPr>
-          <w:rFonts w:hint="default"/>
-          <w:lang w:val="en-US" w:eastAsia="zh-CN"/>
-        </w:rPr>
-      </w:pPr>
-      <w:r>
-        <w:rPr>
-          <w:rFonts w:hint="default"/>
-          <w:lang w:val="en-US" w:eastAsia="zh-CN"/>
-        </w:rPr>
-        <w:t xml:space="preserve">24. Write a MongoDB query to find the restaurant Id, name, address and geographical </w:t>
-      </w:r>
-    </w:p>
-    <w:p>
-      <w:pPr>
-        <w:rPr>
-          <w:rFonts w:hint="default"/>
-          <w:lang w:val="en-US" w:eastAsia="zh-CN"/>
-        </w:rPr>
-      </w:pPr>
-      <w:r>
-        <w:rPr>
-          <w:rFonts w:hint="default"/>
-          <w:lang w:val="en-US" w:eastAsia="zh-CN"/>
-        </w:rPr>
-        <w:t xml:space="preserve">location for those restaurants where 2nd element of coord array contains a value which is </w:t>
-      </w:r>
-    </w:p>
-    <w:p>
-      <w:pPr>
-        <w:rPr>
-          <w:rFonts w:hint="default"/>
-          <w:lang w:val="en-US" w:eastAsia="zh-CN"/>
-        </w:rPr>
-      </w:pPr>
-      <w:r>
-        <w:rPr>
-          <w:rFonts w:hint="default"/>
-          <w:lang w:val="en-US" w:eastAsia="zh-CN"/>
-        </w:rPr>
-        <w:t xml:space="preserve">more than 42 and upto 52 </w:t>
-      </w:r>
-    </w:p>
-    <w:p>
-      <w:pPr>
-        <w:rPr>
-          <w:rFonts w:hint="default"/>
-          <w:lang w:val="en-US" w:eastAsia="zh-CN"/>
-        </w:rPr>
-      </w:pPr>
-      <w:r>
-        <w:rPr>
-          <w:rFonts w:hint="default"/>
-          <w:lang w:val="en-US" w:eastAsia="zh-CN"/>
-        </w:rPr>
-        <w:t xml:space="preserve">25. Write a MongoDB query to arrange the name of the restaurants in ascending order along </w:t>
-      </w:r>
-    </w:p>
-    <w:p>
-      <w:pPr>
-        <w:rPr>
-          <w:rFonts w:hint="default"/>
-          <w:lang w:val="en-US" w:eastAsia="zh-CN"/>
-        </w:rPr>
-      </w:pPr>
-      <w:r>
-        <w:rPr>
-          <w:rFonts w:hint="default"/>
-          <w:lang w:val="en-US" w:eastAsia="zh-CN"/>
-        </w:rPr>
-        <w:t xml:space="preserve">with all the columns. </w:t>
-      </w:r>
-    </w:p>
-    <w:p>
-      <w:pPr>
-        <w:rPr>
-          <w:rFonts w:hint="default"/>
-          <w:lang w:val="en-US" w:eastAsia="zh-CN"/>
-        </w:rPr>
-      </w:pPr>
-      <w:r>
-        <w:rPr>
-          <w:rFonts w:hint="default"/>
-          <w:lang w:val="en-US" w:eastAsia="zh-CN"/>
-        </w:rPr>
-        <w:t xml:space="preserve">26. Write a MongoDB query to arrange the name of the restaurants in descending along with </w:t>
-      </w:r>
-    </w:p>
-    <w:p>
-      <w:pPr>
-        <w:rPr>
-          <w:rFonts w:hint="default"/>
-          <w:lang w:val="en-US" w:eastAsia="zh-CN"/>
-        </w:rPr>
-      </w:pPr>
-      <w:r>
-        <w:rPr>
-          <w:rFonts w:hint="default"/>
-          <w:lang w:val="en-US" w:eastAsia="zh-CN"/>
-        </w:rPr>
-        <w:t xml:space="preserve">all the columns. </w:t>
-      </w:r>
-    </w:p>
-    <w:p>
-      <w:pPr>
-        <w:rPr>
-          <w:rFonts w:hint="default"/>
-          <w:lang w:val="en-US" w:eastAsia="zh-CN"/>
-        </w:rPr>
-      </w:pPr>
-      <w:r>
-        <w:rPr>
-          <w:rFonts w:hint="default"/>
-          <w:lang w:val="en-US" w:eastAsia="zh-CN"/>
-        </w:rPr>
-        <w:t xml:space="preserve">27. Write a MongoDB query to arranged the name of the cuisine in ascending order and for </w:t>
-      </w:r>
-    </w:p>
-    <w:p>
-      <w:pPr>
-        <w:rPr>
-          <w:rFonts w:hint="default"/>
-          <w:lang w:val="en-US" w:eastAsia="zh-CN"/>
-        </w:rPr>
-      </w:pPr>
-      <w:r>
-        <w:rPr>
-          <w:rFonts w:hint="default"/>
-          <w:lang w:val="en-US" w:eastAsia="zh-CN"/>
-        </w:rPr>
-        <w:t xml:space="preserve">that same cuisine borough should be in descending order. </w:t>
-      </w:r>
-    </w:p>
-    <w:p>
-      <w:pPr>
-        <w:rPr>
-          <w:rFonts w:hint="default"/>
-          <w:lang w:val="en-US" w:eastAsia="zh-CN"/>
-        </w:rPr>
-      </w:pPr>
-      <w:r>
-        <w:rPr>
-          <w:rFonts w:hint="default"/>
-          <w:lang w:val="en-US" w:eastAsia="zh-CN"/>
-        </w:rPr>
-        <w:t xml:space="preserve">28. Write a MongoDB query to know whether all the addresses contains the street or not. </w:t>
-      </w:r>
-    </w:p>
-    <w:p>
-      <w:pPr>
-        <w:rPr>
-          <w:rFonts w:hint="default"/>
-          <w:lang w:val="en-US" w:eastAsia="zh-CN"/>
-        </w:rPr>
-      </w:pPr>
-      <w:r>
-        <w:rPr>
-          <w:rFonts w:hint="default"/>
-          <w:lang w:val="en-US" w:eastAsia="zh-CN"/>
-        </w:rPr>
-        <w:t xml:space="preserve">29. Write a MongoDB query which will select all documents in the restaurants collection </w:t>
-      </w:r>
-    </w:p>
-    <w:p>
-      <w:pPr>
-        <w:rPr>
-          <w:rFonts w:hint="default"/>
-          <w:lang w:val="en-US" w:eastAsia="zh-CN"/>
-        </w:rPr>
-      </w:pPr>
-      <w:r>
-        <w:rPr>
-          <w:rFonts w:hint="default"/>
-          <w:lang w:val="en-US" w:eastAsia="zh-CN"/>
-        </w:rPr>
-        <w:t xml:space="preserve">where the coord field value is Double. </w:t>
-      </w:r>
-    </w:p>
-    <w:p>
-      <w:pPr>
-        <w:rPr>
-          <w:rFonts w:hint="default"/>
-          <w:lang w:val="en-US" w:eastAsia="zh-CN"/>
-        </w:rPr>
-      </w:pPr>
-      <w:r>
-        <w:rPr>
-          <w:rFonts w:hint="default"/>
-          <w:lang w:val="en-US" w:eastAsia="zh-CN"/>
-        </w:rPr>
-        <w:t xml:space="preserve">30. Write a MongoDB query which will select the restaurant Id, name and grades for those </w:t>
-      </w:r>
-    </w:p>
-    <w:p>
-      <w:pPr>
-        <w:rPr>
-          <w:rFonts w:hint="default"/>
-          <w:lang w:val="en-US" w:eastAsia="zh-CN"/>
-        </w:rPr>
-      </w:pPr>
-      <w:r>
-        <w:rPr>
-          <w:rFonts w:hint="default"/>
-          <w:lang w:val="en-US" w:eastAsia="zh-CN"/>
-        </w:rPr>
-        <w:t xml:space="preserve">restaurants which returns 0 as a remainder after dividing the score by 7. </w:t>
-      </w:r>
-    </w:p>
-    <w:p>
-      <w:pPr>
-        <w:rPr>
-          <w:rFonts w:hint="default"/>
-          <w:lang w:val="en-US" w:eastAsia="zh-CN"/>
-        </w:rPr>
-      </w:pPr>
-      <w:r>
-        <w:rPr>
-          <w:rFonts w:hint="default"/>
-          <w:lang w:val="en-US" w:eastAsia="zh-CN"/>
-        </w:rPr>
-        <w:t xml:space="preserve">31. Write a MongoDB query to find the restaurant name, borough, longitude and attitude and </w:t>
-      </w:r>
-    </w:p>
-    <w:p>
-      <w:pPr>
-        <w:rPr>
-          <w:rFonts w:hint="default"/>
-          <w:lang w:val="en-US" w:eastAsia="zh-CN"/>
-        </w:rPr>
-      </w:pPr>
-      <w:r>
-        <w:rPr>
-          <w:rFonts w:hint="default"/>
-          <w:lang w:val="en-US" w:eastAsia="zh-CN"/>
-        </w:rPr>
-        <w:t xml:space="preserve">cuisine for those restaurants which contains 'mon' as three letters somewhere in its name. </w:t>
-      </w:r>
-    </w:p>
-    <w:p>
-      <w:pPr>
-        <w:rPr>
-          <w:rFonts w:hint="default"/>
-          <w:lang w:val="en-US" w:eastAsia="zh-CN"/>
-        </w:rPr>
-      </w:pPr>
-      <w:r>
-        <w:rPr>
-          <w:rFonts w:hint="default"/>
-          <w:lang w:val="en-US" w:eastAsia="zh-CN"/>
-        </w:rPr>
-        <w:t xml:space="preserve">32. Write a MongoDB query to find the restaurant name, borough, longitude and latitude and </w:t>
-      </w:r>
-    </w:p>
-    <w:p>
-      <w:pPr>
-        <w:rPr>
-          <w:rFonts w:hint="default"/>
-          <w:lang w:val="en-US" w:eastAsia="zh-CN"/>
-        </w:rPr>
-      </w:pPr>
-      <w:r>
-        <w:rPr>
-          <w:rFonts w:hint="default"/>
-          <w:lang w:val="en-US" w:eastAsia="zh-CN"/>
-        </w:rPr>
-        <w:t xml:space="preserve">cuisine for those restaurants which contain 'Mad' as first three letters of its name. </w:t>
-      </w:r>
-    </w:p>
-    <w:p>
-      <w:pPr>
-        <w:rPr>
-          <w:rFonts w:hint="default"/>
-          <w:b/>
-          <w:bCs/>
-          <w:lang w:val="en-US" w:eastAsia="zh-CN"/>
-        </w:rPr>
-      </w:pPr>
     </w:p>
     <w:sectPr>
       <w:pgSz w:w="11906" w:h="16838"/>
